--- a/docs/pack-commercial/commerciaux/KIT-DU-COMMERCIAL_procedure-de-vente.docx
+++ b/docs/pack-commercial/commerciaux/KIT-DU-COMMERCIAL_procedure-de-vente.docx
@@ -1130,13 +1130,7 @@
                 <w:b/>
                 <w:sz w:val="19"/>
               </w:rPr>
-              <w:t xml:space="preserve">Le garage signe en connaissance de cause. </w:t>
-            </w:r>
-            <w:r>
-              <w:rPr>
-                <w:sz w:val="19"/>
-              </w:rPr>
-              <w:t>Il lit les conditions particulières et les CGV avant de signer ; un engagement 12 mois est un engagement ferme (mensualités restantes dues). Dites-le clairement : c'est ce qui justifie sa remise ET votre prime immédiate.</w:t>
+              <w:t xml:space="preserve">Le garage signe en connaissance de cause. Il lit les conditions particulières et les CGV avant de signer ; un engagement 12 mois est un engagement ferme : en cas d'arrêt anticipé, le garage doit le rattrapage de la remise sur les mois déjà consommés, la mise en service qui avait été offerte et une indemnité de 50 % des mensualités HT restant à courir (CGV v2.0, art. 2). Dites-le clairement : c'est ce qui justifie sa remise ET votre prime immédiate.</w:t>
             </w:r>
           </w:p>
           <w:p>
